--- a/cover_letters/julius-baer_summer-internship-2026-structured-products-institutional-sal_ed43d7dc_EN.docx
+++ b/cover_letters/julius-baer_summer-internship-2026-structured-products-institutional-sal_ed43d7dc_EN.docx
@@ -107,7 +107,7 @@
         <w:rPr>
           <w:sz w:val="20"/>
         </w:rPr>
-        <w:t>May the 2nd, 2026</w:t>
+        <w:t>May the 4th, 2026</w:t>
       </w:r>
     </w:p>
     <w:p>
@@ -150,7 +150,7 @@
         <w:jc w:val="both"/>
       </w:pPr>
       <w:r>
-        <w:t>I am particularly drawn to Julius Baer's summer program because it offers the opportunity to discover the challenges and opportunities of the wealth management industry. As a cross-asset structurer at Altitude Investment Solutions, I have developed a solid understanding of structured products and their importance in portfolio management. I am convinced that my experience and skills will be an asset to your team.</w:t>
+        <w:t>I am particularly drawn to Julius Baer's summer internship program, as it represents a unique opportunity to discover the challenges and opportunities of the wealth management industry. As a future professional in the field of finance, I am convinced that this internship will allow me to develop new skills and gain valuable practical experience.</w:t>
       </w:r>
     </w:p>
     <w:p>
@@ -160,7 +160,7 @@
         <w:jc w:val="both"/>
       </w:pPr>
       <w:r>
-        <w:t>During my experience at Altitude, I acquired in-depth expertise in cross-asset product structuring, multi-issuer RFQ management, and bespoke payoff creation. I also developed an internal platform that automates the entire commercial chain, which gave me an intimate understanding of what it means to create value at the intersection of finance and technology. I am convinced that these skills will be transferable to the role of Summer Internship 2026 – Structured Products Institutional Sales.</w:t>
+        <w:t>My current experience as a Cross Asset Structurer at Altitude Investment Solutions has given me a 360° vision of the markets and taught me to structure tailored products to meet the needs of clients. I am convinced that this experience will be useful for working on structured products and identifying new business opportunities for Julius Baer's clients.</w:t>
       </w:r>
     </w:p>
     <w:p>
@@ -170,7 +170,7 @@
         <w:jc w:val="both"/>
       </w:pPr>
       <w:r>
-        <w:t>My atypical background, which combines an engineering degree and a Master's in Finance, has given me a solid analytical foundation and an in-depth understanding of financial markets. My experience at Credit Suisse Wealth Management also allowed me to develop an understanding of the importance of client relationships and creating value for clients. I am convinced that this atypical background constitutes a differentiating advantage for the position.</w:t>
+        <w:t>My finance education, including my Master's in Financial Markets &amp; Investments at SKEMA Business School, has given me a solid foundation in financial analysis, derivatives, and portfolio management. My experience at Credit Suisse Wealth Management has also allowed me to develop a deep understanding of the needs of UHNW clients and the importance of advisory relationships.</w:t>
       </w:r>
     </w:p>
     <w:p>
@@ -180,7 +180,7 @@
         <w:jc w:val="both"/>
       </w:pPr>
       <w:r>
-        <w:t>I am particularly attracted to the opportunity to join the Structured Products Institutional Sales team at Julius Baer because I share the company's values and I am convinced that my experience and skills will be an asset to the team. I am eager to discover the opportunities and challenges of the wealth management industry and contribute to creating value for Julius Baer's clients.</w:t>
+        <w:t>I am excited to join the Structured Products Institutional Sales team at Julius Baer and contribute to creating value for clients. I am convinced that my profile, combined with my passion for finance and my desire to learn, will enable me to make a positive difference within the team.</w:t>
       </w:r>
     </w:p>
     <w:p>

--- a/cover_letters/julius-baer_summer-internship-2026-structured-products-institutional-sal_ed43d7dc_EN.docx
+++ b/cover_letters/julius-baer_summer-internship-2026-structured-products-institutional-sal_ed43d7dc_EN.docx
@@ -150,7 +150,7 @@
         <w:jc w:val="both"/>
       </w:pPr>
       <w:r>
-        <w:t>I am particularly drawn to Julius Baer's summer internship program, as it represents a unique opportunity to discover the challenges and opportunities of the wealth management industry. As a future professional in the field of finance, I am convinced that this internship will allow me to develop new skills and gain valuable practical experience.</w:t>
+        <w:t>I am particularly drawn to the 2026 summer internship program offered by Julius Baer, specifically in the field of Structured Products, as it aligns perfectly with my professional aspirations and my desire to develop within the wealth management industry. The opportunity to join a dynamic team and work alongside experienced professionals on concrete projects is a thrilling challenge for me.</w:t>
       </w:r>
     </w:p>
     <w:p>
@@ -160,7 +160,7 @@
         <w:jc w:val="both"/>
       </w:pPr>
       <w:r>
-        <w:t>My current experience as a Cross Asset Structurer at Altitude Investment Solutions has given me a 360° vision of the markets and taught me to structure tailored products to meet the needs of clients. I am convinced that this experience will be useful for working on structured products and identifying new business opportunities for Julius Baer's clients.</w:t>
+        <w:t>As a Cross Asset Structurer at Altitude Investment Solutions, I have gained solid experience in designing and implementing tailored investment products, which enables me to understand the importance of managing the lifecycle of derivatives products, pricing, and executing structured products. I am convinced that my skills in cross-asset structuring and managing RFQs from multiple issuers could be a valuable asset to your team.</w:t>
       </w:r>
     </w:p>
     <w:p>
@@ -170,7 +170,7 @@
         <w:jc w:val="both"/>
       </w:pPr>
       <w:r>
-        <w:t>My finance education, including my Master's in Financial Markets &amp; Investments at SKEMA Business School, has given me a solid foundation in financial analysis, derivatives, and portfolio management. My experience at Credit Suisse Wealth Management has also allowed me to develop a deep understanding of the needs of UHNW clients and the importance of advisory relationships.</w:t>
+        <w:t>My academic background, with an MSc in Financial Markets &amp; Investments from SKEMA Business School and an engineering degree in Civil Engineering from Polytech Clermont-Ferrand, has provided me with a strong analytical foundation and the ability to solve complex problems. My internship at Credit Suisse Wealth Management also allowed me to develop a deep understanding of the needs of UHNW clients and the importance of advisory relationships in wealth management.</w:t>
       </w:r>
     </w:p>
     <w:p>
@@ -180,7 +180,7 @@
         <w:jc w:val="both"/>
       </w:pPr>
       <w:r>
-        <w:t>I am excited to join the Structured Products Institutional Sales team at Julius Baer and contribute to creating value for clients. I am convinced that my profile, combined with my passion for finance and my desire to learn, will enable me to make a positive difference within the team.</w:t>
+        <w:t>I am particularly enthusiastic about the prospect of joining Julius Baer and contributing to creating value for clients by offering them innovative and personalized solutions. I am convinced that my unique profile, combining solid financial skills, experience in product structuring, and a passion for wealth management, would enable me to make a positive difference within your team.</w:t>
       </w:r>
     </w:p>
     <w:p>

--- a/cover_letters/julius-baer_summer-internship-2026-structured-products-institutional-sal_ed43d7dc_EN.docx
+++ b/cover_letters/julius-baer_summer-internship-2026-structured-products-institutional-sal_ed43d7dc_EN.docx
@@ -107,7 +107,7 @@
         <w:rPr>
           <w:sz w:val="20"/>
         </w:rPr>
-        <w:t>May the 4th, 2026</w:t>
+        <w:t>May the 6th, 2026</w:t>
       </w:r>
     </w:p>
     <w:p>
@@ -150,7 +150,7 @@
         <w:jc w:val="both"/>
       </w:pPr>
       <w:r>
-        <w:t>I am particularly drawn to the 2026 summer internship program offered by Julius Baer, specifically in the field of Structured Products, as it aligns perfectly with my professional aspirations and my desire to develop within the wealth management industry. The opportunity to join a dynamic team and work alongside experienced professionals on concrete projects is a thrilling challenge for me.</w:t>
+        <w:t>The offer from Julius Baer for a summer internship in institutional sales of structured products represents for me the ideal opportunity to combine my passion for finance with my desire to create value beyond wealth. As a cross-asset structurer at Altitude Investment Solutions, I have developed a deep understanding of financial markets and the ability to design tailored investment solutions for clients.</w:t>
       </w:r>
     </w:p>
     <w:p>
@@ -160,7 +160,7 @@
         <w:jc w:val="both"/>
       </w:pPr>
       <w:r>
-        <w:t>As a Cross Asset Structurer at Altitude Investment Solutions, I have gained solid experience in designing and implementing tailored investment products, which enables me to understand the importance of managing the lifecycle of derivatives products, pricing, and executing structured products. I am convinced that my skills in cross-asset structuring and managing RFQs from multiple issuers could be a valuable asset to your team.</w:t>
+        <w:t>My current experience at Altitude has prepared me perfectly for this role, as I have learned to manage multi-issuer RFQs, structure cross-asset products, and create personalized investment solutions for clients. Managing RFQs has sharpened my negotiation skills, while cross-asset structuring has given me a 360° view of the markets. Furthermore, creating my internal platform has demonstrated my ability to industrialize and innovate in the field of finance.</w:t>
       </w:r>
     </w:p>
     <w:p>
@@ -170,7 +170,7 @@
         <w:jc w:val="both"/>
       </w:pPr>
       <w:r>
-        <w:t>My academic background, with an MSc in Financial Markets &amp; Investments from SKEMA Business School and an engineering degree in Civil Engineering from Polytech Clermont-Ferrand, has provided me with a strong analytical foundation and the ability to solve complex problems. My internship at Credit Suisse Wealth Management also allowed me to develop a deep understanding of the needs of UHNW clients and the importance of advisory relationships in wealth management.</w:t>
+        <w:t>My financial education, particularly my MSc Financial Markets &amp; Investments at SKEMA Business School, has provided me with a solid foundation in financial analysis, derivatives, and portfolio management. My internship at Credit Suisse Wealth Management has also given me practical experience in accompanying UHNW clients and managing portfolios. This combination of theoretical knowledge and practical experience enables me to understand client needs and design personalized solutions to meet those needs.</w:t>
       </w:r>
     </w:p>
     <w:p>
@@ -180,7 +180,7 @@
         <w:jc w:val="both"/>
       </w:pPr>
       <w:r>
-        <w:t>I am particularly enthusiastic about the prospect of joining Julius Baer and contributing to creating value for clients by offering them innovative and personalized solutions. I am convinced that my unique profile, combining solid financial skills, experience in product structuring, and a passion for wealth management, would enable me to make a positive difference within your team.</w:t>
+        <w:t>I am convinced that my profile and skills perfectly match the offer from Julius Baer. I am attracted to the opportunity to work in a dynamic and innovative environment, where I can apply my knowledge and skills to create value for clients. I look forward to joining the institutional sales team for structured products and contributing to the growth and success of the company.</w:t>
       </w:r>
     </w:p>
     <w:p>

--- a/cover_letters/julius-baer_summer-internship-2026-structured-products-institutional-sal_ed43d7dc_EN.docx
+++ b/cover_letters/julius-baer_summer-internship-2026-structured-products-institutional-sal_ed43d7dc_EN.docx
@@ -107,7 +107,7 @@
         <w:rPr>
           <w:sz w:val="20"/>
         </w:rPr>
-        <w:t>May the 6th, 2026</w:t>
+        <w:t>May the 10th, 2026</w:t>
       </w:r>
     </w:p>
     <w:p>
@@ -150,7 +150,7 @@
         <w:jc w:val="both"/>
       </w:pPr>
       <w:r>
-        <w:t>The offer from Julius Baer for a summer internship in institutional sales of structured products represents for me the ideal opportunity to combine my passion for finance with my desire to create value beyond wealth. As a cross-asset structurer at Altitude Investment Solutions, I have developed a deep understanding of financial markets and the ability to design tailored investment solutions for clients.</w:t>
+        <w:t>I am particularly drawn to Julius Baer's summer internship program because it represents a unique opportunity to discover the challenges and opportunities of the wealth management industry. As a future professional passionate about finance and structured products, I am convinced that this internship will allow me to develop new skills and gain valuable practical experience.</w:t>
       </w:r>
     </w:p>
     <w:p>
@@ -160,7 +160,7 @@
         <w:jc w:val="both"/>
       </w:pPr>
       <w:r>
-        <w:t>My current experience at Altitude has prepared me perfectly for this role, as I have learned to manage multi-issuer RFQs, structure cross-asset products, and create personalized investment solutions for clients. Managing RFQs has sharpened my negotiation skills, while cross-asset structuring has given me a 360° view of the markets. Furthermore, creating my internal platform has demonstrated my ability to industrialize and innovate in the field of finance.</w:t>
+        <w:t>My current experience as a Cross-Asset Structurer at Altitude Investment Solutions has given me a 360° view of the markets and taught me to translate a market view into a tailored investment solution. I have also developed an internal platform that automates the entire commercial chain, which has given me an intimate understanding of what it means to create value at the intersection of finance and technology. I am convinced that these skills will be particularly useful in the context of the structured products institutional sales internship.</w:t>
       </w:r>
     </w:p>
     <w:p>
@@ -170,7 +170,7 @@
         <w:jc w:val="both"/>
       </w:pPr>
       <w:r>
-        <w:t>My financial education, particularly my MSc Financial Markets &amp; Investments at SKEMA Business School, has provided me with a solid foundation in financial analysis, derivatives, and portfolio management. My internship at Credit Suisse Wealth Management has also given me practical experience in accompanying UHNW clients and managing portfolios. This combination of theoretical knowledge and practical experience enables me to understand client needs and design personalized solutions to meet those needs.</w:t>
+        <w:t>My academic background, including my MSc Financial Markets &amp; Investments at SKEMA Business School, has provided me with a solid foundation in finance and portfolio management. My internship at Credit Suisse Wealth Management also gave me the opportunity to work with UHNW clients and develop a deep understanding of their needs and expectations. I am convinced that this education and experience will be a valuable asset in succeeding in the role of structured products institutional sales intern.</w:t>
       </w:r>
     </w:p>
     <w:p>
@@ -180,7 +180,7 @@
         <w:jc w:val="both"/>
       </w:pPr>
       <w:r>
-        <w:t>I am convinced that my profile and skills perfectly match the offer from Julius Baer. I am attracted to the opportunity to work in a dynamic and innovative environment, where I can apply my knowledge and skills to create value for clients. I look forward to joining the institutional sales team for structured products and contributing to the growth and success of the company.</w:t>
+        <w:t>I am particularly attracted to Julius Baer because of its commitment to innovation and creating value for its clients. I am convinced that my profile and skills perfectly match the needs of the company and that I could bring a unique added value to the team. I am eager to discover the opportunities and challenges of the wealth management industry and contribute to shaping the future of wealth management with Julius Baer.</w:t>
       </w:r>
     </w:p>
     <w:p>

--- a/cover_letters/julius-baer_summer-internship-2026-structured-products-institutional-sal_ed43d7dc_EN.docx
+++ b/cover_letters/julius-baer_summer-internship-2026-structured-products-institutional-sal_ed43d7dc_EN.docx
@@ -107,7 +107,7 @@
         <w:rPr>
           <w:sz w:val="20"/>
         </w:rPr>
-        <w:t>May the 10th, 2026</w:t>
+        <w:t>May the 12th, 2026</w:t>
       </w:r>
     </w:p>
     <w:p>
@@ -150,7 +150,7 @@
         <w:jc w:val="both"/>
       </w:pPr>
       <w:r>
-        <w:t>I am particularly drawn to Julius Baer's summer internship program because it represents a unique opportunity to discover the challenges and opportunities of the wealth management industry. As a future professional passionate about finance and structured products, I am convinced that this internship will allow me to develop new skills and gain valuable practical experience.</w:t>
+        <w:t>I am particularly drawn to Julius Baer's summer internship program as a trainee in the institutional sales team for structured products. What motivates me is the opportunity to discover the challenges and opportunities of the wealth management industry, as well as to develop new skills and gain hands-on experience alongside experienced professionals.</w:t>
       </w:r>
     </w:p>
     <w:p>
@@ -160,7 +160,7 @@
         <w:jc w:val="both"/>
       </w:pPr>
       <w:r>
-        <w:t>My current experience as a Cross-Asset Structurer at Altitude Investment Solutions has given me a 360° view of the markets and taught me to translate a market view into a tailored investment solution. I have also developed an internal platform that automates the entire commercial chain, which has given me an intimate understanding of what it means to create value at the intersection of finance and technology. I am convinced that these skills will be particularly useful in the context of the structured products institutional sales internship.</w:t>
+        <w:t>As a Cross Asset Structurer at Altitude Investment Solutions, I have developed a solid understanding of derivatives and financial markets. I have also gained valuable experience in managing RFQs from multiple issuers, cross-asset structuring, and creating customized payoffs. I am convinced that these skills will be transferable to the role of trainee in the institutional sales team for structured products at Julius Baer.</w:t>
       </w:r>
     </w:p>
     <w:p>
@@ -170,7 +170,7 @@
         <w:jc w:val="both"/>
       </w:pPr>
       <w:r>
-        <w:t>My academic background, including my MSc Financial Markets &amp; Investments at SKEMA Business School, has provided me with a solid foundation in finance and portfolio management. My internship at Credit Suisse Wealth Management also gave me the opportunity to work with UHNW clients and develop a deep understanding of their needs and expectations. I am convinced that this education and experience will be a valuable asset in succeeding in the role of structured products institutional sales intern.</w:t>
+        <w:t>My academic background, particularly my MSc Financial Markets &amp; Investments at SKEMA Business School, has provided me with a solid foundation in finance and financial analysis. My experience at Credit Suisse Wealth Management has also given me an in-depth understanding of the needs of UHNW clients and personalized portfolio allocations. I am convinced that my atypical profile constitutes a differentiating advantage for this role.</w:t>
       </w:r>
     </w:p>
     <w:p>
@@ -180,7 +180,7 @@
         <w:jc w:val="both"/>
       </w:pPr>
       <w:r>
-        <w:t>I am particularly attracted to Julius Baer because of its commitment to innovation and creating value for its clients. I am convinced that my profile and skills perfectly match the needs of the company and that I could bring a unique added value to the team. I am eager to discover the opportunities and challenges of the wealth management industry and contribute to shaping the future of wealth management with Julius Baer.</w:t>
+        <w:t>I am enthusiastic about joining the institutional sales team for structured products at Julius Baer and contributing to creating value for clients. I am attracted to the company culture that values innovation, creativity, and entrepreneurship. I am eager to discover the opportunities and challenges of this role and contribute to the future of wealth management.</w:t>
       </w:r>
     </w:p>
     <w:p>

--- a/cover_letters/julius-baer_summer-internship-2026-structured-products-institutional-sal_ed43d7dc_EN.docx
+++ b/cover_letters/julius-baer_summer-internship-2026-structured-products-institutional-sal_ed43d7dc_EN.docx
@@ -107,7 +107,7 @@
         <w:rPr>
           <w:sz w:val="20"/>
         </w:rPr>
-        <w:t>May the 12th, 2026</w:t>
+        <w:t>May the 13th, 2026</w:t>
       </w:r>
     </w:p>
     <w:p>
@@ -150,7 +150,7 @@
         <w:jc w:val="both"/>
       </w:pPr>
       <w:r>
-        <w:t>I am particularly drawn to Julius Baer's summer internship program as a trainee in the institutional sales team for structured products. What motivates me is the opportunity to discover the challenges and opportunities of the wealth management industry, as well as to develop new skills and gain hands-on experience alongside experienced professionals.</w:t>
+        <w:t>I am particularly drawn to Julius Baer's summer internship program as a Structured Products Institutional Sales intern, as it represents a unique opportunity to discover the challenges and opportunities of the wealth management industry. With my background in finance and my experience in structuring cross-asset products, I am confident that I can bring added value to your team.</w:t>
       </w:r>
     </w:p>
     <w:p>
@@ -160,7 +160,7 @@
         <w:jc w:val="both"/>
       </w:pPr>
       <w:r>
-        <w:t>As a Cross Asset Structurer at Altitude Investment Solutions, I have developed a solid understanding of derivatives and financial markets. I have also gained valuable experience in managing RFQs from multiple issuers, cross-asset structuring, and creating customized payoffs. I am convinced that these skills will be transferable to the role of trainee in the institutional sales team for structured products at Julius Baer.</w:t>
+        <w:t>My current experience as a Cross Asset Solutions Structurer at Altitude Investment Solutions has given me a 360° view of the markets and taught me to translate a market view into a tailored investment solution. Managing multi-issuer RFQs has also honed my negotiation skills, while creating my internal platform demonstrates my ability to industrialize and innovate. I am confident that these skills will be transferable to the role of Structured Products Institutional Sales.</w:t>
       </w:r>
     </w:p>
     <w:p>
@@ -170,7 +170,7 @@
         <w:jc w:val="both"/>
       </w:pPr>
       <w:r>
-        <w:t>My academic background, particularly my MSc Financial Markets &amp; Investments at SKEMA Business School, has provided me with a solid foundation in finance and financial analysis. My experience at Credit Suisse Wealth Management has also given me an in-depth understanding of the needs of UHNW clients and personalized portfolio allocations. I am convinced that my atypical profile constitutes a differentiating advantage for this role.</w:t>
+        <w:t>My finance education, particularly my MSc Financial Markets &amp; Investments from SKEMA Business School, has provided me with a solid foundation in financial analysis and derivatives. My time at Credit Suisse Wealth Management has also exposed me to UHNW client management and personalized portfolio management. I am confident that this atypical background constitutes a differentiating advantage for the position, as it allows me to combine an analytical approach with an understanding of client needs.</w:t>
       </w:r>
     </w:p>
     <w:p>
@@ -180,7 +180,7 @@
         <w:jc w:val="both"/>
       </w:pPr>
       <w:r>
-        <w:t>I am enthusiastic about joining the institutional sales team for structured products at Julius Baer and contributing to creating value for clients. I am attracted to the company culture that values innovation, creativity, and entrepreneurship. I am eager to discover the opportunities and challenges of this role and contribute to the future of wealth management.</w:t>
+        <w:t>I am particularly attracted to the opportunity to join Julius Baer's Structured Products Institutional Sales team, as it represents an ideal environment for learning, growth, and innovation. I am confident that my skills and experience will be an asset to the team and that I can contribute to creating value for clients. I am eager to discover the opportunities and challenges of this role and contribute to shaping the future of wealth management.</w:t>
       </w:r>
     </w:p>
     <w:p>

--- a/cover_letters/julius-baer_summer-internship-2026-structured-products-institutional-sal_ed43d7dc_EN.docx
+++ b/cover_letters/julius-baer_summer-internship-2026-structured-products-institutional-sal_ed43d7dc_EN.docx
@@ -107,7 +107,7 @@
         <w:rPr>
           <w:sz w:val="20"/>
         </w:rPr>
-        <w:t>May the 13th, 2026</w:t>
+        <w:t>May the 16th, 2026</w:t>
       </w:r>
     </w:p>
     <w:p>
@@ -150,7 +150,7 @@
         <w:jc w:val="both"/>
       </w:pPr>
       <w:r>
-        <w:t>I am particularly drawn to Julius Baer's summer internship program as a Structured Products Institutional Sales intern, as it represents a unique opportunity to discover the challenges and opportunities of the wealth management industry. With my background in finance and my experience in structuring cross-asset products, I am confident that I can bring added value to your team.</w:t>
+        <w:t>I am particularly drawn to the summer internship offered by Julius Baer in the field of structured products institutional sales, as it represents a unique opportunity to discover the challenges and opportunities of the wealth management industry. With my experience as a Cross Asset Structurer at Altitude Investment Solutions, I have developed a solid understanding of financial markets and the needs of institutional clients.</w:t>
       </w:r>
     </w:p>
     <w:p>
@@ -160,7 +160,7 @@
         <w:jc w:val="both"/>
       </w:pPr>
       <w:r>
-        <w:t>My current experience as a Cross Asset Solutions Structurer at Altitude Investment Solutions has given me a 360° view of the markets and taught me to translate a market view into a tailored investment solution. Managing multi-issuer RFQs has also honed my negotiation skills, while creating my internal platform demonstrates my ability to industrialize and innovate. I am confident that these skills will be transferable to the role of Structured Products Institutional Sales.</w:t>
+        <w:t>My current experience at Altitude has prepared me ideally for this role, as I have learned to manage multi-issuer RFQs, structure cross-asset products, and negotiate with clients. I have also developed an internal platform that automates the entire commercial chain, which has given me an intimate understanding of what it means to create value at the intersection of finance and technology. I am convinced that these skills will be very useful in the context of this internship.</w:t>
       </w:r>
     </w:p>
     <w:p>
@@ -170,7 +170,7 @@
         <w:jc w:val="both"/>
       </w:pPr>
       <w:r>
-        <w:t>My finance education, particularly my MSc Financial Markets &amp; Investments from SKEMA Business School, has provided me with a solid foundation in financial analysis and derivatives. My time at Credit Suisse Wealth Management has also exposed me to UHNW client management and personalized portfolio management. I am confident that this atypical background constitutes a differentiating advantage for the position, as it allows me to combine an analytical approach with an understanding of client needs.</w:t>
+        <w:t>My academic background, with an MSc in Financial Markets &amp; Investments from SKEMA Business School and an engineering degree in Civil Engineering from Polytech Clermont-Ferrand, has provided me with a solid foundation in finance and quantitative analysis. My internship at Credit Suisse Wealth Management has also given me practical experience in wealth management and client relationships. I am convinced that this atypical background constitutes a differentiating advantage for this role.</w:t>
       </w:r>
     </w:p>
     <w:p>
@@ -180,7 +180,7 @@
         <w:jc w:val="both"/>
       </w:pPr>
       <w:r>
-        <w:t>I am particularly attracted to the opportunity to join Julius Baer's Structured Products Institutional Sales team, as it represents an ideal environment for learning, growth, and innovation. I am confident that my skills and experience will be an asset to the team and that I can contribute to creating value for clients. I am eager to discover the opportunities and challenges of this role and contribute to shaping the future of wealth management.</w:t>
+        <w:t>I am particularly attracted to Julius Baer because the company shares my values of creativity, innovation, and customer relationships. I am eager to join the Structured Products Institutional Sales team and contribute to creating value for clients. I am convinced that this internship will be an enriching experience and that I will be able to bring a unique added value to the team.</w:t>
       </w:r>
     </w:p>
     <w:p>

--- a/cover_letters/julius-baer_summer-internship-2026-structured-products-institutional-sal_ed43d7dc_EN.docx
+++ b/cover_letters/julius-baer_summer-internship-2026-structured-products-institutional-sal_ed43d7dc_EN.docx
@@ -107,7 +107,7 @@
         <w:rPr>
           <w:sz w:val="20"/>
         </w:rPr>
-        <w:t>May the 16th, 2026</w:t>
+        <w:t>May the 17th, 2026</w:t>
       </w:r>
     </w:p>
     <w:p>
@@ -150,7 +150,7 @@
         <w:jc w:val="both"/>
       </w:pPr>
       <w:r>
-        <w:t>I am particularly drawn to the summer internship offered by Julius Baer in the field of structured products institutional sales, as it represents a unique opportunity to discover the challenges and opportunities of the wealth management industry. With my experience as a Cross Asset Structurer at Altitude Investment Solutions, I have developed a solid understanding of financial markets and the needs of institutional clients.</w:t>
+        <w:t>I am particularly drawn to the 10-week internship offered by Julius Baer in the institutional sales team of structured products. This opportunity to discover the challenges and opportunities of the wealth management industry, alongside experienced professionals, perfectly matches my aspirations.</w:t>
       </w:r>
     </w:p>
     <w:p>
@@ -160,7 +160,7 @@
         <w:jc w:val="both"/>
       </w:pPr>
       <w:r>
-        <w:t>My current experience at Altitude has prepared me ideally for this role, as I have learned to manage multi-issuer RFQs, structure cross-asset products, and negotiate with clients. I have also developed an internal platform that automates the entire commercial chain, which has given me an intimate understanding of what it means to create value at the intersection of finance and technology. I am convinced that these skills will be very useful in the context of this internship.</w:t>
+        <w:t>My current experience as a Cross Asset Structurer at Altitude Investment Solutions has given me a solid understanding of derivatives and the needs of institutional clients. I have developed expertise in structuring tailored products, managing RFQs from multiple issuers, and negotiating favorable conditions. I am convinced that these skills will be very useful in the context of this internship.</w:t>
       </w:r>
     </w:p>
     <w:p>
@@ -170,7 +170,7 @@
         <w:jc w:val="both"/>
       </w:pPr>
       <w:r>
-        <w:t>My academic background, with an MSc in Financial Markets &amp; Investments from SKEMA Business School and an engineering degree in Civil Engineering from Polytech Clermont-Ferrand, has provided me with a solid foundation in finance and quantitative analysis. My internship at Credit Suisse Wealth Management has also given me practical experience in wealth management and client relationships. I am convinced that this atypical background constitutes a differentiating advantage for this role.</w:t>
+        <w:t>My academic background, with an MSc in Financial Markets &amp; Investments from SKEMA Business School and an engineering degree in Civil Engineering from Polytech Clermont-Ferrand, has provided me with a solid foundation in finance and quantitative analysis. My internship at Credit Suisse Wealth Management has also given me practical experience in wealth management and client relationships.</w:t>
       </w:r>
     </w:p>
     <w:p>
@@ -180,7 +180,7 @@
         <w:jc w:val="both"/>
       </w:pPr>
       <w:r>
-        <w:t>I am particularly attracted to Julius Baer because the company shares my values of creativity, innovation, and customer relationships. I am eager to join the Structured Products Institutional Sales team and contribute to creating value for clients. I am convinced that this internship will be an enriching experience and that I will be able to bring a unique added value to the team.</w:t>
+        <w:t>I am excited about the opportunity to join the Julius Baer team and contribute to creating value for clients. I am convinced that my profile, combining a solid academic background and practical experience in finance, perfectly matches the requirements of this internship. I am eager to discover the opportunities and challenges of this role and contribute to the innovation and growth of the company.</w:t>
       </w:r>
     </w:p>
     <w:p>

--- a/cover_letters/julius-baer_summer-internship-2026-structured-products-institutional-sal_ed43d7dc_EN.docx
+++ b/cover_letters/julius-baer_summer-internship-2026-structured-products-institutional-sal_ed43d7dc_EN.docx
@@ -107,7 +107,7 @@
         <w:rPr>
           <w:sz w:val="20"/>
         </w:rPr>
-        <w:t>May the 17th, 2026</w:t>
+        <w:t>May the 18th, 2026</w:t>
       </w:r>
     </w:p>
     <w:p>
@@ -150,7 +150,7 @@
         <w:jc w:val="both"/>
       </w:pPr>
       <w:r>
-        <w:t>I am particularly drawn to the 10-week internship offered by Julius Baer in the institutional sales team of structured products. This opportunity to discover the challenges and opportunities of the wealth management industry, alongside experienced professionals, perfectly matches my aspirations.</w:t>
+        <w:t>I am drawn to the summer internship offer at Julius Baer because it allows me to combine my passion for finance and my interest in structured products. As a cross-asset structurer at Altitude Investment Solutions, I have developed a solid understanding of financial markets and the needs of institutional clients.</w:t>
       </w:r>
     </w:p>
     <w:p>
@@ -160,7 +160,7 @@
         <w:jc w:val="both"/>
       </w:pPr>
       <w:r>
-        <w:t>My current experience as a Cross Asset Structurer at Altitude Investment Solutions has given me a solid understanding of derivatives and the needs of institutional clients. I have developed expertise in structuring tailored products, managing RFQs from multiple issuers, and negotiating favorable conditions. I am convinced that these skills will be very useful in the context of this internship.</w:t>
+        <w:t>My current experience at Altitude has prepared me ideally for this role, as I have learned to manage multi-issuer RFQs, structure cross-asset products, and create bespoke investment solutions. I have also developed an internal platform that automates the entire commercial chain, giving me an intimate understanding of what it means to create value at the intersection of finance and technology.</w:t>
       </w:r>
     </w:p>
     <w:p>
@@ -170,7 +170,7 @@
         <w:jc w:val="both"/>
       </w:pPr>
       <w:r>
-        <w:t>My academic background, with an MSc in Financial Markets &amp; Investments from SKEMA Business School and an engineering degree in Civil Engineering from Polytech Clermont-Ferrand, has provided me with a solid foundation in finance and quantitative analysis. My internship at Credit Suisse Wealth Management has also given me practical experience in wealth management and client relationships.</w:t>
+        <w:t>My atypical background, combining an engineering degree and a master's in finance, has given me a 360° view of the markets and an analytical rigor that enables me to solve complex problems. My internship at Credit Suisse Wealth Management has also given me exposure to UHNW clients and various asset classes, allowing me to develop a deep understanding of the needs of institutional clients.</w:t>
       </w:r>
     </w:p>
     <w:p>
@@ -180,7 +180,7 @@
         <w:jc w:val="both"/>
       </w:pPr>
       <w:r>
-        <w:t>I am excited about the opportunity to join the Julius Baer team and contribute to creating value for clients. I am convinced that my profile, combining a solid academic background and practical experience in finance, perfectly matches the requirements of this internship. I am eager to discover the opportunities and challenges of this role and contribute to the innovation and growth of the company.</w:t>
+        <w:t>I am convinced that my profile and experience enable me to bring a unique added value to the institutional sales team of structured products at Julius Baer. I am eager to discover the opportunities and challenges of the wealth management industry and work alongside experienced professionals to acquire new skills and develop my knowledge.</w:t>
       </w:r>
     </w:p>
     <w:p>

--- a/cover_letters/julius-baer_summer-internship-2026-structured-products-institutional-sal_ed43d7dc_EN.docx
+++ b/cover_letters/julius-baer_summer-internship-2026-structured-products-institutional-sal_ed43d7dc_EN.docx
@@ -107,7 +107,7 @@
         <w:rPr>
           <w:sz w:val="20"/>
         </w:rPr>
-        <w:t>May the 18th, 2026</w:t>
+        <w:t>May the 19th, 2026</w:t>
       </w:r>
     </w:p>
     <w:p>
@@ -150,7 +150,7 @@
         <w:jc w:val="both"/>
       </w:pPr>
       <w:r>
-        <w:t>I am drawn to the summer internship offer at Julius Baer because it allows me to combine my passion for finance and my interest in structured products. As a cross-asset structurer at Altitude Investment Solutions, I have developed a solid understanding of financial markets and the needs of institutional clients.</w:t>
+        <w:t>As a finance professional with a passion for structured products, I am convinced that the 2026 summer internship in the Institutional Sales team of Julius Baer in Zurich is the ideal opportunity for me to discover the challenges and opportunities of the wealth management industry. With my experience as a Cross Asset Structurer at Altitude Investment Solutions, I have developed a solid understanding of derivatives and the needs of institutional clients.</w:t>
       </w:r>
     </w:p>
     <w:p>
@@ -160,7 +160,7 @@
         <w:jc w:val="both"/>
       </w:pPr>
       <w:r>
-        <w:t>My current experience at Altitude has prepared me ideally for this role, as I have learned to manage multi-issuer RFQs, structure cross-asset products, and create bespoke investment solutions. I have also developed an internal platform that automates the entire commercial chain, giving me an intimate understanding of what it means to create value at the intersection of finance and technology.</w:t>
+        <w:t>My current experience at Altitude has prepared me ideally for this role, as I have developed a 360° vision of the markets and understood how structured products can meet the specific needs of clients. I have also gained significant experience in managing RFQs from multiple issuers, which has allowed me to develop my negotiation and financial analysis skills. Additionally, my internal platform project has given me a deep understanding of the importance of innovation and technology in finance.</w:t>
       </w:r>
     </w:p>
     <w:p>
@@ -170,7 +170,7 @@
         <w:jc w:val="both"/>
       </w:pPr>
       <w:r>
-        <w:t>My atypical background, combining an engineering degree and a master's in finance, has given me a 360° view of the markets and an analytical rigor that enables me to solve complex problems. My internship at Credit Suisse Wealth Management has also given me exposure to UHNW clients and various asset classes, allowing me to develop a deep understanding of the needs of institutional clients.</w:t>
+        <w:t>My academic background, with an MSc in Financial Markets &amp; Investments from SKEMA Business School and an engineering degree in Civil Engineering from Polytech Clermont-Ferrand, has provided me with a solid foundation in finance and quantitative analysis. My internship at Credit Suisse Wealth Management has also given me the opportunity to work with UHNW clients and understand their needs and expectations. I am convinced that my unique profile and varied experience will enable me to make a significant contribution to the Julius Baer team.</w:t>
       </w:r>
     </w:p>
     <w:p>
@@ -180,7 +180,7 @@
         <w:jc w:val="both"/>
       </w:pPr>
       <w:r>
-        <w:t>I am convinced that my profile and experience enable me to bring a unique added value to the institutional sales team of structured products at Julius Baer. I am eager to discover the opportunities and challenges of the wealth management industry and work alongside experienced professionals to acquire new skills and develop my knowledge.</w:t>
+        <w:t>I am attracted to Julius Baer due to its reputation for innovation and excellence in wealth management. I am convinced that my experience and skills will be an asset to the Institutional Sales team and that I will be able to contribute to creating value for the company's clients. I am eager to discover the opportunities and challenges of this internship and contribute to the future of wealth management with Julius Baer.</w:t>
       </w:r>
     </w:p>
     <w:p>

--- a/cover_letters/julius-baer_summer-internship-2026-structured-products-institutional-sal_ed43d7dc_EN.docx
+++ b/cover_letters/julius-baer_summer-internship-2026-structured-products-institutional-sal_ed43d7dc_EN.docx
@@ -107,7 +107,7 @@
         <w:rPr>
           <w:sz w:val="20"/>
         </w:rPr>
-        <w:t>May the 19th, 2026</w:t>
+        <w:t>May the 23rd, 2026</w:t>
       </w:r>
     </w:p>
     <w:p>
@@ -150,7 +150,7 @@
         <w:jc w:val="both"/>
       </w:pPr>
       <w:r>
-        <w:t>As a finance professional with a passion for structured products, I am convinced that the 2026 summer internship in the Institutional Sales team of Julius Baer in Zurich is the ideal opportunity for me to discover the challenges and opportunities of the wealth management industry. With my experience as a Cross Asset Structurer at Altitude Investment Solutions, I have developed a solid understanding of derivatives and the needs of institutional clients.</w:t>
+        <w:t>The discovery of Julius Baer's offer for a Summer Internship in Institutional Sales of Structured Products immediately captivated me, as it perfectly matches my desire to launch into the world of wealth management and finance. The opportunity to join a dynamic and innovative team like Julius Baer, where entrepreneurship and empowerment are valued, represents a thrilling challenge for me.</w:t>
       </w:r>
     </w:p>
     <w:p>
@@ -160,7 +160,7 @@
         <w:jc w:val="both"/>
       </w:pPr>
       <w:r>
-        <w:t>My current experience at Altitude has prepared me ideally for this role, as I have developed a 360° vision of the markets and understood how structured products can meet the specific needs of clients. I have also gained significant experience in managing RFQs from multiple issuers, which has allowed me to develop my negotiation and financial analysis skills. Additionally, my internal platform project has given me a deep understanding of the importance of innovation and technology in finance.</w:t>
+        <w:t>As a Cross Asset Structurer at Altitude Investment Solutions, I have developed a solid understanding of structured products and their importance in institutional wealth management. Managing RFQs from multiple issuers and cross-asset structuring have given me a 360° view of the markets, allowing me to understand the specific needs of institutional clients. I am convinced that these skills will be transferable and valuable in the role of Summer Intern in Institutional Sales of Structured Products at Julius Baer.</w:t>
       </w:r>
     </w:p>
     <w:p>
@@ -170,7 +170,7 @@
         <w:jc w:val="both"/>
       </w:pPr>
       <w:r>
-        <w:t>My academic background, with an MSc in Financial Markets &amp; Investments from SKEMA Business School and an engineering degree in Civil Engineering from Polytech Clermont-Ferrand, has provided me with a solid foundation in finance and quantitative analysis. My internship at Credit Suisse Wealth Management has also given me the opportunity to work with UHNW clients and understand their needs and expectations. I am convinced that my unique profile and varied experience will enable me to make a significant contribution to the Julius Baer team.</w:t>
+        <w:t>My academic background, particularly my MSc in Financial Markets &amp; Investments at SKEMA Business School, has provided me with a solid foundation in finance and financial analysis. My internship at Credit Suisse Wealth Management has also given me practical experience in accompanying UHNW clients and managing personalized portfolios. I am convinced that this combination of theoretical knowledge and practical experience will enable me to make a significant contribution to the Julius Baer team.</w:t>
       </w:r>
     </w:p>
     <w:p>
@@ -180,7 +180,7 @@
         <w:jc w:val="both"/>
       </w:pPr>
       <w:r>
-        <w:t>I am attracted to Julius Baer due to its reputation for innovation and excellence in wealth management. I am convinced that my experience and skills will be an asset to the Institutional Sales team and that I will be able to contribute to creating value for the company's clients. I am eager to discover the opportunities and challenges of this internship and contribute to the future of wealth management with Julius Baer.</w:t>
+        <w:t>I am drawn to Julius Baer's philosophy, which emphasizes innovation, entrepreneurship, and creating value beyond wealth. I am eager for the opportunity to join a team that shares my values and contribute to shaping the future of wealth management. I am convinced that my unique profile, combining skills in finance, analysis, and innovation, will enable me to bring added value to the Julius Baer team.</w:t>
       </w:r>
     </w:p>
     <w:p>

--- a/cover_letters/julius-baer_summer-internship-2026-structured-products-institutional-sal_ed43d7dc_EN.docx
+++ b/cover_letters/julius-baer_summer-internship-2026-structured-products-institutional-sal_ed43d7dc_EN.docx
@@ -107,7 +107,7 @@
         <w:rPr>
           <w:sz w:val="20"/>
         </w:rPr>
-        <w:t>May the 23rd, 2026</w:t>
+        <w:t>May the 26th, 2026</w:t>
       </w:r>
     </w:p>
     <w:p>
@@ -129,7 +129,7 @@
         <w:rPr>
           <w:b/>
         </w:rPr>
-        <w:t>Application for the position of Summer Internship 2026 – Structured Products Institutional Sales</w:t>
+        <w:t>Application for the position of Summer Internship – Structured Products Institutional Sales</w:t>
       </w:r>
     </w:p>
     <w:p>
@@ -150,7 +150,7 @@
         <w:jc w:val="both"/>
       </w:pPr>
       <w:r>
-        <w:t>The discovery of Julius Baer's offer for a Summer Internship in Institutional Sales of Structured Products immediately captivated me, as it perfectly matches my desire to launch into the world of wealth management and finance. The opportunity to join a dynamic and innovative team like Julius Baer, where entrepreneurship and empowerment are valued, represents a thrilling challenge for me.</w:t>
+        <w:t>I am convinced that my experience in cross-asset structuring and my interest in wealth management make me an ideal candidate for the 10-week internship offered by Julius Baer. The opportunity to join the Structured Products Institutional Sales team and work alongside experienced professionals on concrete projects will allow me to develop new skills and gain practical experience in the industry.</w:t>
       </w:r>
     </w:p>
     <w:p>
@@ -160,7 +160,7 @@
         <w:jc w:val="both"/>
       </w:pPr>
       <w:r>
-        <w:t>As a Cross Asset Structurer at Altitude Investment Solutions, I have developed a solid understanding of structured products and their importance in institutional wealth management. Managing RFQs from multiple issuers and cross-asset structuring have given me a 360° view of the markets, allowing me to understand the specific needs of institutional clients. I am convinced that these skills will be transferable and valuable in the role of Summer Intern in Institutional Sales of Structured Products at Julius Baer.</w:t>
+        <w:t>As a Cross Asset Structurer at Altitude Investment Solutions, I have acquired a solid understanding of derivatives and investment strategies. Managing multi-issuer RFQs has taught me to negotiate and manage relationships with issuers, while cross-asset structuring has given me a 360° view of the markets. I am convinced that these skills will be transferable to the internship role at Julius Baer, where I can apply my knowledge to help the sales team design and execute innovative structured products.</w:t>
       </w:r>
     </w:p>
     <w:p>
@@ -170,7 +170,7 @@
         <w:jc w:val="both"/>
       </w:pPr>
       <w:r>
-        <w:t>My academic background, particularly my MSc in Financial Markets &amp; Investments at SKEMA Business School, has provided me with a solid foundation in finance and financial analysis. My internship at Credit Suisse Wealth Management has also given me practical experience in accompanying UHNW clients and managing personalized portfolios. I am convinced that this combination of theoretical knowledge and practical experience will enable me to make a significant contribution to the Julius Baer team.</w:t>
+        <w:t>My academic background, which includes an MSc Financial Markets &amp; Investments from SKEMA Business School and a degree in Civil Engineering from Polytech Clermont-Ferrand, has provided me with a solid foundation in finance and quantitative analysis. My internship at Credit Suisse Wealth Management also gave me the opportunity to work with UHNW clients and develop my skills in investment advisory. I am convinced that this unconventional background will allow me to bring a unique and innovative perspective to the Julius Baer team.</w:t>
       </w:r>
     </w:p>
     <w:p>
@@ -180,7 +180,7 @@
         <w:jc w:val="both"/>
       </w:pPr>
       <w:r>
-        <w:t>I am drawn to Julius Baer's philosophy, which emphasizes innovation, entrepreneurship, and creating value beyond wealth. I am eager for the opportunity to join a team that shares my values and contribute to shaping the future of wealth management. I am convinced that my unique profile, combining skills in finance, analysis, and innovation, will enable me to bring added value to the Julius Baer team.</w:t>
+        <w:t>I am attracted to Julius Baer's corporate culture, which values innovation, entrepreneurship, and creating value beyond wealth. I am convinced that my team spirit, problem-solving skills, and passion for finance will enable me to make a significant contribution to the Structured Products Institutional Sales team. I am eager to discover the opportunities and challenges of the wealth management industry and contribute to shaping the future of Julius Baer.</w:t>
       </w:r>
     </w:p>
     <w:p>

--- a/cover_letters/julius-baer_summer-internship-2026-structured-products-institutional-sal_ed43d7dc_EN.docx
+++ b/cover_letters/julius-baer_summer-internship-2026-structured-products-institutional-sal_ed43d7dc_EN.docx
@@ -107,7 +107,7 @@
         <w:rPr>
           <w:sz w:val="20"/>
         </w:rPr>
-        <w:t>May the 26th, 2026</w:t>
+        <w:t>May the 28th, 2026</w:t>
       </w:r>
     </w:p>
     <w:p>
@@ -129,7 +129,7 @@
         <w:rPr>
           <w:b/>
         </w:rPr>
-        <w:t>Application for the position of Summer Internship – Structured Products Institutional Sales</w:t>
+        <w:t>Application for the position of Summer Internship 2026 – Structured Products Institutional Sales</w:t>
       </w:r>
     </w:p>
     <w:p>
@@ -150,7 +150,7 @@
         <w:jc w:val="both"/>
       </w:pPr>
       <w:r>
-        <w:t>I am convinced that my experience in cross-asset structuring and my interest in wealth management make me an ideal candidate for the 10-week internship offered by Julius Baer. The opportunity to join the Structured Products Institutional Sales team and work alongside experienced professionals on concrete projects will allow me to develop new skills and gain practical experience in the industry.</w:t>
+        <w:t>I am convinced that the Julius Baer summer internship program is an ideal opportunity for me to dive into the world of wealth management and discover the challenges and opportunities of the industry. As a future professional passionate about finance and innovation, I am drawn to Julius Baer's philosophy, which values impact, entrepreneurship, and empowerment.</w:t>
       </w:r>
     </w:p>
     <w:p>
@@ -160,7 +160,7 @@
         <w:jc w:val="both"/>
       </w:pPr>
       <w:r>
-        <w:t>As a Cross Asset Structurer at Altitude Investment Solutions, I have acquired a solid understanding of derivatives and investment strategies. Managing multi-issuer RFQs has taught me to negotiate and manage relationships with issuers, while cross-asset structuring has given me a 360° view of the markets. I am convinced that these skills will be transferable to the internship role at Julius Baer, where I can apply my knowledge to help the sales team design and execute innovative structured products.</w:t>
+        <w:t>My current experience as a Cross Asset Structurer at Altitude Investment Solutions has given me a 360° view of the markets and taught me to translate a market view into a tailored investment solution. I am convinced that my skills in cross-asset structuring and multi-issuer RFQ management will be valuable assets for Julius Baer's Institutional Sales team.</w:t>
       </w:r>
     </w:p>
     <w:p>
@@ -170,7 +170,7 @@
         <w:jc w:val="both"/>
       </w:pPr>
       <w:r>
-        <w:t>My academic background, which includes an MSc Financial Markets &amp; Investments from SKEMA Business School and a degree in Civil Engineering from Polytech Clermont-Ferrand, has provided me with a solid foundation in finance and quantitative analysis. My internship at Credit Suisse Wealth Management also gave me the opportunity to work with UHNW clients and develop my skills in investment advisory. I am convinced that this unconventional background will allow me to bring a unique and innovative perspective to the Julius Baer team.</w:t>
+        <w:t>My academic background, including my Master's in Finance at SKEMA Business School, has provided me with a solid foundation in finance and financial analysis. My internship at Credit Suisse Wealth Management has also given me hands-on experience in accompanying UHNW clients and managing personalized portfolios. I am convinced that my atypical profile is a differentiating advantage for this position.</w:t>
       </w:r>
     </w:p>
     <w:p>
@@ -180,7 +180,7 @@
         <w:jc w:val="both"/>
       </w:pPr>
       <w:r>
-        <w:t>I am attracted to Julius Baer's corporate culture, which values innovation, entrepreneurship, and creating value beyond wealth. I am convinced that my team spirit, problem-solving skills, and passion for finance will enable me to make a significant contribution to the Structured Products Institutional Sales team. I am eager to discover the opportunities and challenges of the wealth management industry and contribute to shaping the future of Julius Baer.</w:t>
+        <w:t>I am eager to join the Julius Baer team and contribute to creating value for clients. I am drawn to the company's vision, which emphasizes innovation, creativity, and collaboration. I am convinced that my team spirit, financial skills, and appetite for learning will make me an asset to the Institutional Sales team.</w:t>
       </w:r>
     </w:p>
     <w:p>
